--- a/meeting_minutes/OpenSpace_Project_Meeting_Minutes.docx
+++ b/meeting_minutes/OpenSpace_Project_Meeting_Minutes.docx
@@ -22,15 +22,7 @@
           <w:color w:val="174A7E"/>
           <w:sz w:val="46"/>
         </w:rPr>
-        <w:t xml:space="preserve">PSB OpenSpace </w:t>
-      </w:r>
-      <w:r>
-        <w:rPr>
-          <w:b/>
-          <w:color w:val="174A7E"/>
-          <w:sz w:val="46"/>
-        </w:rPr>
-        <w:t>Project</w:t>
+        <w:t>PSB OpenSpace Project</w:t>
       </w:r>
     </w:p>
     <w:p>
@@ -302,15 +294,7 @@
                 <w:color w:val="FFFFFF"/>
                 <w:sz w:val="17"/>
               </w:rPr>
-              <w:t xml:space="preserve">Meeting </w:t>
-            </w:r>
-            <w:r>
-              <w:rPr>
-                <w:b/>
-                <w:color w:val="FFFFFF"/>
-                <w:sz w:val="17"/>
-              </w:rPr>
-              <w:t>Minutes</w:t>
+              <w:t>Meeting Minutes</w:t>
             </w:r>
           </w:p>
         </w:tc>
@@ -490,6 +474,9 @@
             <w:pPr>
               <w:spacing w:after="0" w:line="240" w:lineRule="auto"/>
             </w:pPr>
+            <w:r>
+              <w:t>12 /Aug / 2026</w:t>
+            </w:r>
           </w:p>
         </w:tc>
         <w:tc>
@@ -508,6 +495,9 @@
             <w:pPr>
               <w:spacing w:after="0" w:line="240" w:lineRule="auto"/>
             </w:pPr>
+            <w:r>
+              <w:t>In-Person</w:t>
+            </w:r>
           </w:p>
         </w:tc>
         <w:tc>
@@ -526,6 +516,9 @@
             <w:pPr>
               <w:spacing w:after="0" w:line="240" w:lineRule="auto"/>
             </w:pPr>
+            <w:r>
+              <w:t>OpenSpace 360 camera demo</w:t>
+            </w:r>
           </w:p>
         </w:tc>
         <w:tc>
@@ -544,6 +537,9 @@
             <w:pPr>
               <w:spacing w:after="0" w:line="240" w:lineRule="auto"/>
             </w:pPr>
+            <w:r>
+              <w:t>Dr., Julia</w:t>
+            </w:r>
           </w:p>
         </w:tc>
         <w:tc>
@@ -564,10 +560,16 @@
               <w:jc w:val="center"/>
             </w:pPr>
             <w:r>
-              <w:rPr>
-                <w:sz w:val="17"/>
-              </w:rPr>
-              <w:t>☐</w:t>
+              <w:t>5</w:t>
+            </w:r>
+            <w:r>
+              <w:t xml:space="preserve">:00 PM – </w:t>
+            </w:r>
+            <w:r>
+              <w:t>6:0</w:t>
+            </w:r>
+            <w:r>
+              <w:t>0 PM</w:t>
             </w:r>
           </w:p>
         </w:tc>
@@ -1390,7 +1392,19 @@
         <w:rPr>
           <w:sz w:val="18"/>
         </w:rPr>
-        <w:t xml:space="preserve"> 07 / Aug / 2026</w:t>
+        <w:t xml:space="preserve"> </w:t>
+      </w:r>
+      <w:r>
+        <w:rPr>
+          <w:sz w:val="18"/>
+        </w:rPr>
+        <w:t>12</w:t>
+      </w:r>
+      <w:r>
+        <w:rPr>
+          <w:sz w:val="18"/>
+        </w:rPr>
+        <w:t xml:space="preserve"> / Aug / 2026</w:t>
       </w:r>
     </w:p>
     <w:p/>
@@ -3397,7 +3411,7 @@
               <w:spacing w:after="0" w:line="240" w:lineRule="auto"/>
             </w:pPr>
             <w:r>
-              <w:t>Probably after next two weeks</w:t>
+              <w:t>12 / Aug / 2026</w:t>
             </w:r>
           </w:p>
         </w:tc>
@@ -3546,6 +3560,12 @@
             <w:pPr>
               <w:spacing w:after="0" w:line="240" w:lineRule="auto"/>
             </w:pPr>
+            <w:r>
+              <w:t>12</w:t>
+            </w:r>
+            <w:r>
+              <w:t xml:space="preserve"> / Aug / 2026</w:t>
+            </w:r>
           </w:p>
         </w:tc>
         <w:tc>
@@ -3589,6 +3609,9 @@
             <w:pPr>
               <w:spacing w:after="0" w:line="240" w:lineRule="auto"/>
             </w:pPr>
+            <w:r>
+              <w:t>5:00 PM – 6:00 PM</w:t>
+            </w:r>
           </w:p>
         </w:tc>
       </w:tr>
@@ -3637,6 +3660,9 @@
             <w:pPr>
               <w:spacing w:after="0" w:line="240" w:lineRule="auto"/>
             </w:pPr>
+            <w:r>
+              <w:t>Stem Wing (MR4)</w:t>
+            </w:r>
           </w:p>
         </w:tc>
         <w:tc>
@@ -3681,10 +3707,7 @@
               <w:spacing w:after="0" w:line="240" w:lineRule="auto"/>
             </w:pPr>
             <w:r>
-              <w:rPr>
-                <w:sz w:val="17"/>
-              </w:rPr>
-              <w:t>Team / Lecturer / Partner</w:t>
+              <w:t>OpenSpace 360 camera demo</w:t>
             </w:r>
           </w:p>
         </w:tc>
@@ -3734,6 +3757,9 @@
             <w:pPr>
               <w:spacing w:after="0" w:line="240" w:lineRule="auto"/>
             </w:pPr>
+            <w:r>
+              <w:t>Dr., Julia</w:t>
+            </w:r>
           </w:p>
         </w:tc>
         <w:tc>
@@ -3777,6 +3803,9 @@
             <w:pPr>
               <w:spacing w:after="0" w:line="240" w:lineRule="auto"/>
             </w:pPr>
+            <w:r>
+              <w:t>Hein Myat Thu</w:t>
+            </w:r>
           </w:p>
         </w:tc>
       </w:tr>
@@ -3855,6 +3884,9 @@
             <w:pPr>
               <w:spacing w:after="0" w:line="240" w:lineRule="auto"/>
             </w:pPr>
+            <w:r>
+              <w:t>Hein Myat Thu</w:t>
+            </w:r>
           </w:p>
         </w:tc>
       </w:tr>
@@ -3900,6 +3932,9 @@
             <w:pPr>
               <w:spacing w:after="0" w:line="240" w:lineRule="auto"/>
             </w:pPr>
+            <w:r>
+              <w:t xml:space="preserve">N / A </w:t>
+            </w:r>
           </w:p>
         </w:tc>
       </w:tr>
@@ -3979,6 +4014,15 @@
             <w:pPr>
               <w:spacing w:after="0" w:line="240" w:lineRule="auto"/>
             </w:pPr>
+            <w:r>
+              <w:t xml:space="preserve">To demo </w:t>
+            </w:r>
+            <w:r>
+              <w:t xml:space="preserve">OpenSpace 360 camera </w:t>
+            </w:r>
+            <w:r>
+              <w:t>and how it works</w:t>
+            </w:r>
           </w:p>
         </w:tc>
       </w:tr>
@@ -4119,7 +4163,7 @@
           </w:tcPr>
           <w:p>
             <w:pPr>
-              <w:spacing w:after="0"/>
+              <w:spacing w:after="20"/>
             </w:pPr>
             <w:r>
               <w:rPr>
@@ -4127,55 +4171,25 @@
                 <w:color w:val="5F6B7A"/>
                 <w:sz w:val="18"/>
               </w:rPr>
-              <w:t>Summarise progress, research or design discussion, feedback received, technical questions and any OpenSpace / robot API dependencies.</w:t>
-            </w:r>
-          </w:p>
-          <w:p>
-            <w:pPr>
-              <w:spacing w:after="20"/>
-            </w:pPr>
-            <w:r>
-              <w:rPr>
-                <w:color w:val="A7AFBA"/>
-                <w:sz w:val="17"/>
-              </w:rPr>
-              <w:t>________________________________________________________________________________</w:t>
-            </w:r>
-          </w:p>
-          <w:p>
-            <w:pPr>
-              <w:spacing w:after="20"/>
-            </w:pPr>
-            <w:r>
-              <w:rPr>
-                <w:color w:val="A7AFBA"/>
-                <w:sz w:val="17"/>
-              </w:rPr>
-              <w:t>________________________________________________________________________________</w:t>
-            </w:r>
-          </w:p>
-          <w:p>
-            <w:pPr>
-              <w:spacing w:after="20"/>
-            </w:pPr>
-            <w:r>
-              <w:rPr>
-                <w:color w:val="A7AFBA"/>
-                <w:sz w:val="17"/>
-              </w:rPr>
-              <w:t>________________________________________________________________________________</w:t>
-            </w:r>
-          </w:p>
-          <w:p>
-            <w:pPr>
-              <w:spacing w:after="20"/>
-            </w:pPr>
-            <w:r>
-              <w:rPr>
-                <w:color w:val="A7AFBA"/>
-                <w:sz w:val="17"/>
-              </w:rPr>
-              <w:t>________________________________________________________________________________</w:t>
+              <w:t xml:space="preserve">Map the starting point, better come back to starting point, stop capture between floor changes, use Bluetooth to connect camera and phone, auto blur object / human, camera battery (9 </w:t>
+            </w:r>
+            <w:proofErr w:type="spellStart"/>
+            <w:r>
+              <w:rPr>
+                <w:i/>
+                <w:color w:val="5F6B7A"/>
+                <w:sz w:val="18"/>
+              </w:rPr>
+              <w:t>hrs</w:t>
+            </w:r>
+            <w:proofErr w:type="spellEnd"/>
+            <w:r>
+              <w:rPr>
+                <w:i/>
+                <w:color w:val="5F6B7A"/>
+                <w:sz w:val="18"/>
+              </w:rPr>
+              <w:t>), adding field notes (which is done by human).</w:t>
             </w:r>
           </w:p>
         </w:tc>
@@ -4317,6 +4331,9 @@
             <w:pPr>
               <w:spacing w:after="0" w:line="240" w:lineRule="auto"/>
             </w:pPr>
+            <w:r>
+              <w:t xml:space="preserve">Just exploring and experiencing how 360 capturing works </w:t>
+            </w:r>
           </w:p>
         </w:tc>
         <w:tc>
@@ -4334,6 +4351,9 @@
             <w:pPr>
               <w:spacing w:after="0" w:line="240" w:lineRule="auto"/>
             </w:pPr>
+            <w:r>
+              <w:t>N / A</w:t>
+            </w:r>
           </w:p>
         </w:tc>
       </w:tr>
@@ -4377,6 +4397,9 @@
             <w:pPr>
               <w:spacing w:after="0" w:line="240" w:lineRule="auto"/>
             </w:pPr>
+            <w:r>
+              <w:t>When will API documentation receive?</w:t>
+            </w:r>
           </w:p>
         </w:tc>
         <w:tc>
@@ -4394,6 +4417,9 @@
             <w:pPr>
               <w:spacing w:after="0" w:line="240" w:lineRule="auto"/>
             </w:pPr>
+            <w:r>
+              <w:t>Withing this week or next week</w:t>
+            </w:r>
           </w:p>
         </w:tc>
       </w:tr>
@@ -4585,6 +4611,9 @@
             <w:pPr>
               <w:spacing w:after="0" w:line="240" w:lineRule="auto"/>
             </w:pPr>
+            <w:r>
+              <w:t>To minimize the wireframe (just MVP)</w:t>
+            </w:r>
           </w:p>
         </w:tc>
         <w:tc>
@@ -4603,6 +4632,9 @@
               <w:spacing w:after="0" w:line="240" w:lineRule="auto"/>
               <w:jc w:val="center"/>
             </w:pPr>
+            <w:r>
+              <w:t>Hein Myat Thu</w:t>
+            </w:r>
           </w:p>
         </w:tc>
         <w:tc>
@@ -4621,6 +4653,9 @@
               <w:spacing w:after="0" w:line="240" w:lineRule="auto"/>
               <w:jc w:val="center"/>
             </w:pPr>
+            <w:r>
+              <w:t>Before next week</w:t>
+            </w:r>
           </w:p>
         </w:tc>
         <w:tc>
@@ -4643,7 +4678,7 @@
               <w:rPr>
                 <w:sz w:val="17"/>
               </w:rPr>
-              <w:t>Not started</w:t>
+              <w:t>Not Started</w:t>
             </w:r>
           </w:p>
         </w:tc>
@@ -4750,12 +4785,6 @@
               <w:spacing w:after="0" w:line="240" w:lineRule="auto"/>
               <w:jc w:val="center"/>
             </w:pPr>
-            <w:r>
-              <w:rPr>
-                <w:sz w:val="17"/>
-              </w:rPr>
-              <w:t>Not started</w:t>
-            </w:r>
           </w:p>
         </w:tc>
       </w:tr>
@@ -4856,12 +4885,6 @@
               <w:spacing w:after="0" w:line="240" w:lineRule="auto"/>
               <w:jc w:val="center"/>
             </w:pPr>
-            <w:r>
-              <w:rPr>
-                <w:sz w:val="17"/>
-              </w:rPr>
-              <w:t>Not started</w:t>
-            </w:r>
           </w:p>
         </w:tc>
       </w:tr>
@@ -4967,12 +4990,6 @@
               <w:spacing w:after="0" w:line="240" w:lineRule="auto"/>
               <w:jc w:val="center"/>
             </w:pPr>
-            <w:r>
-              <w:rPr>
-                <w:sz w:val="17"/>
-              </w:rPr>
-              <w:t>Not started</w:t>
-            </w:r>
           </w:p>
         </w:tc>
       </w:tr>
@@ -5088,6 +5105,12 @@
             <w:pPr>
               <w:spacing w:after="0" w:line="240" w:lineRule="auto"/>
             </w:pPr>
+            <w:r>
+              <w:t>To start capturing, we need to use OpenSpace app</w:t>
+            </w:r>
+            <w:r>
+              <w:t>, so, are we using their app to capture and just implement a web portal to view captured images? Or are we implementing both?</w:t>
+            </w:r>
           </w:p>
         </w:tc>
         <w:tc>
@@ -5105,6 +5128,9 @@
             <w:pPr>
               <w:spacing w:after="0" w:line="240" w:lineRule="auto"/>
             </w:pPr>
+            <w:r>
+              <w:t>Pending</w:t>
+            </w:r>
           </w:p>
         </w:tc>
         <w:tc>
@@ -5122,6 +5148,9 @@
             <w:pPr>
               <w:spacing w:after="0" w:line="240" w:lineRule="auto"/>
             </w:pPr>
+            <w:r>
+              <w:t>Hein Myat Thu</w:t>
+            </w:r>
           </w:p>
         </w:tc>
       </w:tr>
@@ -5202,6 +5231,9 @@
             <w:pPr>
               <w:spacing w:after="0" w:line="240" w:lineRule="auto"/>
             </w:pPr>
+            <w:r>
+              <w:t>14 / Aug / 2026</w:t>
+            </w:r>
           </w:p>
         </w:tc>
         <w:tc>
@@ -5245,6 +5277,9 @@
             <w:pPr>
               <w:spacing w:after="0" w:line="240" w:lineRule="auto"/>
             </w:pPr>
+            <w:r>
+              <w:t>Welcome to OpenSpace IT platform team.</w:t>
+            </w:r>
           </w:p>
         </w:tc>
       </w:tr>
@@ -16191,6 +16226,7 @@
         <w:sz w:val="17"/>
       </w:rPr>
     </w:pPr>
+    <w:proofErr w:type="spellStart"/>
     <w:r>
       <w:rPr>
         <w:b/>
@@ -16205,7 +16241,16 @@
         <w:color w:val="174A7E"/>
         <w:sz w:val="17"/>
       </w:rPr>
-      <w:t>_OpenSpace_Project | Meeting</w:t>
+      <w:t>_OpenSpace_Project</w:t>
+    </w:r>
+    <w:proofErr w:type="spellEnd"/>
+    <w:r>
+      <w:rPr>
+        <w:b/>
+        <w:color w:val="174A7E"/>
+        <w:sz w:val="17"/>
+      </w:rPr>
+      <w:t xml:space="preserve"> | Meeting</w:t>
     </w:r>
     <w:r>
       <w:rPr>
